--- a/Collatio/2c/1. Textos/1. Marcados/2c-I.docx
+++ b/Collatio/2c/1. Textos/1. Marcados/2c-I.docx
@@ -1,51 +1,76 @@
 
 <file path=word/document.xml><?xml version="1.0" encoding="utf-8"?>
-<w:document xmlns:wpc="http://schemas.microsoft.com/office/word/2010/wordprocessingCanvas" xmlns:cx="http://schemas.microsoft.com/office/drawing/2014/chartex" xmlns:cx1="http://schemas.microsoft.com/office/drawing/2015/9/8/chartex" xmlns:cx2="http://schemas.microsoft.com/office/drawing/2015/10/21/chartex" xmlns:cx3="http://schemas.microsoft.com/office/drawing/2016/5/9/chartex" xmlns:cx4="http://schemas.microsoft.com/office/drawing/2016/5/10/chartex" xmlns:cx5="http://schemas.microsoft.com/office/drawing/2016/5/11/chartex" xmlns:cx6="http://schemas.microsoft.com/office/drawing/2016/5/12/chartex" xmlns:cx7="http://schemas.microsoft.com/office/drawing/2016/5/13/chartex" xmlns:cx8="http://schemas.microsoft.com/office/drawing/2016/5/14/chartex" xmlns:mc="http://schemas.openxmlformats.org/markup-compatibility/2006" xmlns:aink="http://schemas.microsoft.com/office/drawing/2016/ink" xmlns:am3d="http://schemas.microsoft.com/office/drawing/2017/model3d" xmlns:o="urn:schemas-microsoft-com:office:office" xmlns:oel="http://schemas.microsoft.com/office/2019/extlst" xmlns:r="http://schemas.openxmlformats.org/officeDocument/2006/relationships" xmlns:m="http://schemas.openxmlformats.org/officeDocument/2006/math" xmlns:v="urn:schemas-microsoft-com:vml" xmlns:wp14="http://schemas.microsoft.com/office/word/2010/wordprocessingDrawing" xmlns:wp="http://schemas.openxmlformats.org/drawingml/2006/wordprocessingDrawing" xmlns:w10="urn:schemas-microsoft-com:office:word" xmlns:w="http://schemas.openxmlformats.org/wordprocessingml/2006/main" xmlns:w14="http://schemas.microsoft.com/office/word/2010/wordml" xmlns:w15="http://schemas.microsoft.com/office/word/2012/wordml" xmlns:w16cex="http://schemas.microsoft.com/office/word/2018/wordml/cex" xmlns:w16cid="http://schemas.microsoft.com/office/word/2016/wordml/cid" xmlns:w16="http://schemas.microsoft.com/office/word/2018/wordml" xmlns:w16sdtdh="http://schemas.microsoft.com/office/word/2020/wordml/sdtdatahash" xmlns:w16se="http://schemas.microsoft.com/office/word/2015/wordml/symex" xmlns:wpg="http://schemas.microsoft.com/office/word/2010/wordprocessingGroup" xmlns:wpi="http://schemas.microsoft.com/office/word/2010/wordprocessingInk" xmlns:wne="http://schemas.microsoft.com/office/word/2006/wordml" xmlns:wps="http://schemas.microsoft.com/office/word/2010/wordprocessingShape" mc:Ignorable="w14 w15 w16se w16cid w16 w16cex w16sdtdh wp14">
+<w:document xmlns:wpc="http://schemas.microsoft.com/office/word/2010/wordprocessingCanvas" xmlns:cx="http://schemas.microsoft.com/office/drawing/2014/chartex" xmlns:cx1="http://schemas.microsoft.com/office/drawing/2015/9/8/chartex" xmlns:cx2="http://schemas.microsoft.com/office/drawing/2015/10/21/chartex" xmlns:cx3="http://schemas.microsoft.com/office/drawing/2016/5/9/chartex" xmlns:cx4="http://schemas.microsoft.com/office/drawing/2016/5/10/chartex" xmlns:cx5="http://schemas.microsoft.com/office/drawing/2016/5/11/chartex" xmlns:cx6="http://schemas.microsoft.com/office/drawing/2016/5/12/chartex" xmlns:cx7="http://schemas.microsoft.com/office/drawing/2016/5/13/chartex" xmlns:cx8="http://schemas.microsoft.com/office/drawing/2016/5/14/chartex" xmlns:mc="http://schemas.openxmlformats.org/markup-compatibility/2006" xmlns:aink="http://schemas.microsoft.com/office/drawing/2016/ink" xmlns:am3d="http://schemas.microsoft.com/office/drawing/2017/model3d" xmlns:o="urn:schemas-microsoft-com:office:office" xmlns:oel="http://schemas.microsoft.com/office/2019/extlst" xmlns:r="http://schemas.openxmlformats.org/officeDocument/2006/relationships" xmlns:m="http://schemas.openxmlformats.org/officeDocument/2006/math" xmlns:v="urn:schemas-microsoft-com:vml" xmlns:wp14="http://schemas.microsoft.com/office/word/2010/wordprocessingDrawing" xmlns:wp="http://schemas.openxmlformats.org/drawingml/2006/wordprocessingDrawing" xmlns:w10="urn:schemas-microsoft-com:office:word" xmlns:w="http://schemas.openxmlformats.org/wordprocessingml/2006/main" xmlns:w14="http://schemas.microsoft.com/office/word/2010/wordml" xmlns:w15="http://schemas.microsoft.com/office/word/2012/wordml" xmlns:w16cex="http://schemas.microsoft.com/office/word/2018/wordml/cex" xmlns:w16cid="http://schemas.microsoft.com/office/word/2016/wordml/cid" xmlns:w16="http://schemas.microsoft.com/office/word/2018/wordml" xmlns:w16du="http://schemas.microsoft.com/office/word/2023/wordml/word16du" xmlns:w16sdtdh="http://schemas.microsoft.com/office/word/2020/wordml/sdtdatahash" xmlns:w16sdtfl="http://schemas.microsoft.com/office/word/2024/wordml/sdtformatlock" xmlns:w16se="http://schemas.microsoft.com/office/word/2015/wordml/symex" xmlns:wpg="http://schemas.microsoft.com/office/word/2010/wordprocessingGroup" xmlns:wpi="http://schemas.microsoft.com/office/word/2010/wordprocessingInk" xmlns:wne="http://schemas.microsoft.com/office/word/2006/wordml" xmlns:wps="http://schemas.microsoft.com/office/word/2010/wordprocessingShape" mc:Ignorable="w14 w15 w16se w16cid w16 w16cex w16sdtdh w16sdtfl w16du wp14">
   <w:body>
     <w:p>
-      <w:r>
-        <w:rPr>
+      <w:pPr>
+        <w:rPr>
+          <w:rFonts w:ascii="Brill" w:hAnsi="Brill"/>
+        </w:rPr>
+      </w:pPr>
+      <w:r>
+        <w:rPr>
+          <w:rFonts w:ascii="Brill" w:hAnsi="Brill"/>
           <w:color w:val="FF0000"/>
         </w:rPr>
         <w:t xml:space="preserve">24v </w:t>
       </w:r>
       <w:r>
+        <w:rPr>
+          <w:rFonts w:ascii="Brill" w:hAnsi="Brill"/>
+        </w:rPr>
         <w:t>% dixo el deciplo maestro esto te ruego yo que me digas por que razon es % respondio el maestro el eclipse del sol ya te yo dixe que no hera otra cosa si non la luna que se para entre nos e el % E tamaña es la fuerça de los rayos del sol que hechan de si que aun que oviese ponçoñamiento alguno que no le podria empecer % E d esto te dare semejança de las centellas del fuego que con gran fortaleza que el fuego a e</w:t>
       </w:r>
       <w:r>
         <w:rPr>
+          <w:rFonts w:ascii="Brill" w:hAnsi="Brill"/>
           <w:lang w:val="es-ES"/>
         </w:rPr>
         <w:t>n</w:t>
       </w:r>
       <w:r>
+        <w:rPr>
+          <w:rFonts w:ascii="Brill" w:hAnsi="Brill"/>
+        </w:rPr>
         <w:t xml:space="preserve"> si empuxa las de si por el aire % bien ansi contesce al sol mientra que el falla carrera abierta por do los sus rayos pueda enbiar e siempre verna delante </w:t>
       </w:r>
       <w:r>
         <w:rPr>
+          <w:rFonts w:ascii="Brill" w:hAnsi="Brill"/>
           <w:color w:val="FF0000"/>
         </w:rPr>
         <w:t xml:space="preserve">25r </w:t>
       </w:r>
       <w:r>
+        <w:rPr>
+          <w:rFonts w:ascii="Brill" w:hAnsi="Brill"/>
+        </w:rPr>
         <w:t xml:space="preserve">fasta que se paran en lugar por do no puedan pasar de alli adelante % por esta Razon quando </w:t>
       </w:r>
       <w:r>
         <w:rPr>
+          <w:rFonts w:ascii="Brill" w:hAnsi="Brill"/>
           <w:lang w:val="es-ES"/>
         </w:rPr>
         <w:t>u</w:t>
       </w:r>
       <w:r>
+        <w:rPr>
+          <w:rFonts w:ascii="Brill" w:hAnsi="Brill"/>
+        </w:rPr>
         <w:t xml:space="preserve">biese algun mal en la luna non empece al sol % demas que no ha ningun mal en ella % ca dios la fizo de la natura que ya dixe de suso % mas el eclispisi de la luna contesce de otra guisa % sabe por cierto que una de las cosas enpoçoñadas que son so el cielo es la tierra e por esso se crian d ella todos estos vestiglos enponçoñados que vees que andan sobre la tierra e otros muchos que y ha que viben sobre la tierra % E todas estas animalias tales se engendran de la tierra e del su ponçoñamiento % pues la tierra que tan enponçoñada es en sise conviene segund cuentan las escripturas que las fumosidades e los vapores que salen d ella que sean enponçoñados % pues quando la sombra de la tierra se para ante la luna aquella sombra es enponçoñada e conbiene que lo sea por dos razones la primera por que salen de la tierra % la segunda </w:t>
       </w:r>
       <w:r>
         <w:rPr>
+          <w:rFonts w:ascii="Brill" w:hAnsi="Brill"/>
           <w:color w:val="FF0000"/>
         </w:rPr>
         <w:t xml:space="preserve">25v </w:t>
       </w:r>
       <w:r>
+        <w:rPr>
+          <w:rFonts w:ascii="Brill" w:hAnsi="Brill"/>
+        </w:rPr>
         <w:t>por que a sombra la tierra e rescibe la maldad que d ella sale % pues d esta maldad que d ella rescibe toma ende su parte la luna % E quando se d ella quita finca la luna asi como un ombre quando finca muy flaco de una muy gran enfermedad que aya avido % E asi como el ombre va arreciando cada dia e torna se en su fuerça bien asi faze la luna que va cada dia cobrando en su claridad fasta que se torna clara como ante hera e finca limpia e sana de aquel mal que rescibio % E esta razon mandan guardar los maestros aquellos dias que de suso dixe.</w:t>
       </w:r>
     </w:p>
@@ -60,7 +85,7 @@
 </file>
 
 <file path=word/styles.xml><?xml version="1.0" encoding="utf-8"?>
-<w:styles xmlns:mc="http://schemas.openxmlformats.org/markup-compatibility/2006" xmlns:r="http://schemas.openxmlformats.org/officeDocument/2006/relationships" xmlns:w="http://schemas.openxmlformats.org/wordprocessingml/2006/main" xmlns:w14="http://schemas.microsoft.com/office/word/2010/wordml" xmlns:w15="http://schemas.microsoft.com/office/word/2012/wordml" xmlns:w16cex="http://schemas.microsoft.com/office/word/2018/wordml/cex" xmlns:w16cid="http://schemas.microsoft.com/office/word/2016/wordml/cid" xmlns:w16="http://schemas.microsoft.com/office/word/2018/wordml" xmlns:w16sdtdh="http://schemas.microsoft.com/office/word/2020/wordml/sdtdatahash" xmlns:w16se="http://schemas.microsoft.com/office/word/2015/wordml/symex" mc:Ignorable="w14 w15 w16se w16cid w16 w16cex w16sdtdh">
+<w:styles xmlns:mc="http://schemas.openxmlformats.org/markup-compatibility/2006" xmlns:r="http://schemas.openxmlformats.org/officeDocument/2006/relationships" xmlns:w="http://schemas.openxmlformats.org/wordprocessingml/2006/main" xmlns:w14="http://schemas.microsoft.com/office/word/2010/wordml" xmlns:w15="http://schemas.microsoft.com/office/word/2012/wordml" xmlns:w16cex="http://schemas.microsoft.com/office/word/2018/wordml/cex" xmlns:w16cid="http://schemas.microsoft.com/office/word/2016/wordml/cid" xmlns:w16="http://schemas.microsoft.com/office/word/2018/wordml" xmlns:w16du="http://schemas.microsoft.com/office/word/2023/wordml/word16du" xmlns:w16sdtdh="http://schemas.microsoft.com/office/word/2020/wordml/sdtdatahash" xmlns:w16sdtfl="http://schemas.microsoft.com/office/word/2024/wordml/sdtformatlock" xmlns:w16se="http://schemas.microsoft.com/office/word/2015/wordml/symex" mc:Ignorable="w14 w15 w16se w16cid w16 w16cex w16sdtdh w16sdtfl w16du">
   <w:docDefaults>
     <w:rPrDefault>
       <w:rPr>
